--- a/manuscripts/Manuscript_KFD_MJDYPV_Blinded.docx
+++ b/manuscripts/Manuscript_KFD_MJDYPV_Blinded.docx
@@ -1509,17 +1509,24 @@
         <w:t xml:space="preserve">ANGPT2 (Rank 1): </w:t>
       </w:r>
       <w:r>
-        <w:t>Angiopoietin-2 mediates vascular leak in viral hemorrhagic fevers. Elevated Ang-2 correlates with disease severity in dengue.</w:t>
+        <w:t>Angiopoietin-2 mediates vascular leak in viral hemorrhagic fevers. Elevated Ang-2 correlates with disease severity in dengue, a related flavivirus.</w:t>
       </w:r>
       <w:r>
         <w:rPr>
           <w:vertAlign w:val="superscript"/>
         </w:rPr>
-        <w:t>[18]</w:t>
+        <w:t>[18,26]</w:t>
       </w:r>
       <w:r>
-        <w:t xml:space="preserve"> Ang-2 antagonizes Tie2 receptor, destabilizing endothelial junctions.</w:t>
+        <w:t xml:space="preserve"> Ang-2 antagonizes Tie2 receptor, destabilizing endothelial junctions, as demonstrated through NS1-induced endothelial permeability studies.</w:t>
       </w:r>
+      <w:r>
+        <w:rPr>
+          <w:vertAlign w:val="superscript"/>
+        </w:rPr>
+        <w:t>[27]</w:t>
+      </w:r>
+      <w:r/>
     </w:p>
     <w:p>
       <w:r>
@@ -2963,7 +2970,16 @@
         <w:rPr>
           <w:vertAlign w:val="superscript"/>
         </w:rPr>
-        <w:t>[24]</w:t>
+        <w:t>[24,29]</w:t>
+      </w:r>
+      <w:r>
+        <w:t xml:space="preserve"> Outcome prediction biomarkers identified in dengue may guide future clinical trial design for KFD.</w:t>
+      </w:r>
+      <w:r>
+        <w:rPr>
+          <w:vertAlign w:val="superscript"/>
+        </w:rPr>
+        <w:t>[28]</w:t>
       </w:r>
       <w:r/>
     </w:p>
@@ -3027,7 +3043,16 @@
     </w:p>
     <w:p>
       <w:r>
-        <w:t>Gene signature derived from related VHFs rather than KFD-specific data, though justified by flavivirus phylogenetic similarity. Computational predictions require prospective clinical validation. Drug availability varies across Karnataka's healthcare tiers.</w:t>
+        <w:t>Gene signature derived from related VHFs rather than KFD-specific data, though justified by flavivirus phylogenetic similarity and conserved host responses demonstrated in tick-borne encephalitis.</w:t>
+      </w:r>
+      <w:r>
+        <w:rPr>
+          <w:vertAlign w:val="superscript"/>
+        </w:rPr>
+        <w:t>[30]</w:t>
+      </w:r>
+      <w:r>
+        <w:t xml:space="preserve"> Computational predictions require prospective clinical validation. Drug availability varies across Karnataka's healthcare tiers.</w:t>
       </w:r>
       <w:r>
         <w:rPr>

--- a/manuscripts/Manuscript_KFD_MJDYPV_Blinded.docx
+++ b/manuscripts/Manuscript_KFD_MJDYPV_Blinded.docx
@@ -2360,7 +2360,7 @@
     </w:p>
     <w:p>
       <w:r>
-        <w:t>Endothelial and coagulation pathways demonstrated highest mean scores (0.51±0.06), significantly exceeding interferon signaling (0.44±0.05, FDR p=0.02) [Table 3, Figure 3-4].</w:t>
+        <w:t>Endothelial and coagulation pathways demonstrated highest mean scores (0.51±0.06), significantly exceeding interferon signaling (0.44±0.05, FDR p=0.02) [Table 3]. Compound-target potency relationships are shown in Figure 3, and pathway distribution patterns in Figure 4.</w:t>
       </w:r>
     </w:p>
     <w:p/>
@@ -2985,7 +2985,7 @@
     </w:p>
     <w:p>
       <w:r>
-        <w:t>The seasonal epidemiology of KFD (December-June transmission peak) provides an opportunity for prophylactic HDT in high-risk forest workers during outbreak seasons, pending clinical validation.</w:t>
+        <w:t>The seasonal epidemiology of KFD (December-June transmission peak) provides an opportunity for prophylactic HDT in high-risk forest workers during outbreak seasons [Figure 5], pending clinical validation.</w:t>
       </w:r>
     </w:p>
     <w:p>
